--- a/backend/templates/cierre_expediente_template.docx
+++ b/backend/templates/cierre_expediente_template.docx
@@ -110,25 +110,9 @@
         <w:rPr>
           <w:rFonts w:ascii="Times Roman" w:hAnsi="Times Roman"/>
           <w:rtl w:val="0"/>
-          <w:lang w:val="en-US"/>
-        </w:rPr>
-        <w:t>Fecha: [[</w:t>
-      </w:r>
-      <w:r>
-        <w:rPr>
-          <w:rFonts w:ascii="Times Roman" w:hAnsi="Times Roman"/>
-          <w:rtl w:val="0"/>
-          <w:lang w:val="en-US"/>
-        </w:rPr>
-        <w:t>fecha</w:t>
-      </w:r>
-      <w:r>
-        <w:rPr>
-          <w:rFonts w:ascii="Times Roman" w:hAnsi="Times Roman"/>
-          <w:rtl w:val="0"/>
-          <w:lang w:val="pt-PT"/>
-        </w:rPr>
-        <w:t>]]</w:t>
+          <w:lang w:val="es-ES_tradnl"/>
+        </w:rPr>
+        <w:t xml:space="preserve">Fecha: </w:t>
       </w:r>
     </w:p>
     <w:p>
@@ -778,23 +762,7 @@
           <w:rtl w:val="0"/>
           <w:lang w:val="es-ES_tradnl"/>
         </w:rPr>
-        <w:t>Fecha de cierre: [[</w:t>
-      </w:r>
-      <w:r>
-        <w:rPr>
-          <w:rFonts w:ascii="Times Roman" w:hAnsi="Times Roman"/>
-          <w:rtl w:val="0"/>
-          <w:lang w:val="en-US"/>
-        </w:rPr>
-        <w:t>fecha</w:t>
-      </w:r>
-      <w:r>
-        <w:rPr>
-          <w:rFonts w:ascii="Times Roman" w:hAnsi="Times Roman"/>
-          <w:rtl w:val="0"/>
-          <w:lang w:val="pt-PT"/>
-        </w:rPr>
-        <w:t>]]</w:t>
+        <w:t xml:space="preserve">Fecha de cierre: </w:t>
       </w:r>
     </w:p>
     <w:p>
@@ -923,14 +891,6 @@
         </w:rPr>
         <w:t xml:space="preserve">Date: </w:t>
       </w:r>
-      <w:r>
-        <w:rPr>
-          <w:rFonts w:ascii="Times Roman" w:hAnsi="Times Roman"/>
-          <w:rtl w:val="0"/>
-          <w:lang w:val="en-US"/>
-        </w:rPr>
-        <w:t>[[fecha]]</w:t>
-      </w:r>
     </w:p>
     <w:p>
       <w:pPr>
@@ -1359,23 +1319,7 @@
           <w:rtl w:val="0"/>
           <w:lang w:val="en-US"/>
         </w:rPr>
-        <w:t>Closure date: [[</w:t>
-      </w:r>
-      <w:r>
-        <w:rPr>
-          <w:rFonts w:ascii="Times Roman" w:hAnsi="Times Roman"/>
-          <w:rtl w:val="0"/>
-          <w:lang w:val="en-US"/>
-        </w:rPr>
-        <w:t>fecha</w:t>
-      </w:r>
-      <w:r>
-        <w:rPr>
-          <w:rFonts w:ascii="Times Roman" w:hAnsi="Times Roman"/>
-          <w:rtl w:val="0"/>
-          <w:lang w:val="pt-PT"/>
-        </w:rPr>
-        <w:t>]]</w:t>
+        <w:t xml:space="preserve">Closure date: </w:t>
       </w:r>
     </w:p>
     <w:sectPr>
